--- a/backend/src/main/resources/demo/documents/Northstar Vendor MSA.docx
+++ b/backend/src/main/resources/demo/documents/Northstar Vendor MSA.docx
@@ -56,12 +56,30 @@
     </w:p>
     <w:p>
       <w:r>
-        <w:t xml:space="preserve">Each party total aggregate liability is limited to the fees paid in the twelve months preceding the claim, except where liability cannot lawfully be limited.</w:t>
+        <w:t xml:space="preserve">Supplier total aggregate liability arising out of or related to this Agreement shall not exceed 3 times the fees paid in the preceding 12 months.</w:t>
       </w:r>
     </w:p>
     <w:p>
       <w:r>
-        <w:t xml:space="preserve">Neither party is liable for indirect or consequential loss.</w:t>
+        <w:t xml:space="preserve">A party shall not be liable for indirect or consequential loss.</w:t>
+      </w:r>
+    </w:p>
+    <w:p>
+      <w:r>
+        <w:t xml:space="preserve">This limitation applies to all obligations under this Agreement, including indemnification obligations.</w:t>
+      </w:r>
+    </w:p>
+    <w:p>
+      <w:pPr>
+        <w:pStyle w:val="Heading1"/>
+      </w:pPr>
+      <w:r>
+        <w:t xml:space="preserve">Indemnification</w:t>
+      </w:r>
+    </w:p>
+    <w:p>
+      <w:r>
+        <w:t xml:space="preserve">Supplier shall defend Customer against third-party claims without regard to any limitation of liability in this Agreement.</w:t>
       </w:r>
     </w:p>
     <w:p>
